--- a/Caso-03-RRHH-Induccion-patio.docx
+++ b/Caso-03-RRHH-Induccion-patio.docx
@@ -8,17 +8,22 @@
           <w:b/>
           <w:sz w:val="36"/>
         </w:rPr>
-        <w:t>Caso 3 · Inducción de patio en 40 minutos</w:t>
+        <w:t>Caso 3 · Alguien nuevo llega a patio</w:t>
       </w:r>
     </w:p>
     <w:p>
       <w:r>
-        <w:t xml:space="preserve">Caso 3 de 4 · RR. HH. · Oficina + IA · Magnatic</w:t>
+        <w:t xml:space="preserve">Caso 3 de 4  ·  RR. HH.</w:t>
       </w:r>
     </w:p>
     <w:p>
       <w:r>
-        <w:t xml:space="preserve">Fase A: 40 minutos. Sin IA, sin internet, sin celular-chat. Solo Word, Excel y PowerPoint. Fase B: la misma entrega con ChatGPT o Claude, cronometrada. El proyecto final es individual, sobre el mismo caso de la mesa.</w:t>
+        <w:t xml:space="preserve">Hoy ustedes arman la inducción. Piensen en la persona que llega el primer día, no en un reglamento que no tienen a la mano.</w:t>
+      </w:r>
+    </w:p>
+    <w:p>
+      <w:r>
+        <w:t xml:space="preserve"/>
       </w:r>
     </w:p>
     <w:p>
@@ -26,12 +31,17 @@
         <w:rPr>
           <w:b/>
         </w:rPr>
-        <w:t xml:space="preserve">Situación</w:t>
+        <w:t xml:space="preserve">Qué pasó</w:t>
       </w:r>
     </w:p>
     <w:p>
       <w:r>
-        <w:t xml:space="preserve">Hay que dejar lista una inducción de 40 minutos para un cargo de patio en Planta Central: agenda, lista de asistencia solo con cargos y 4 slides de bienvenida. No hay reglamento interno en este expediente de aula.</w:t>
+        <w:t xml:space="preserve">Mañana empieza alguien en patio, en Planta Central. Les pidieron una inducción de 40 minutos. No les pasaron el reglamento interno. No usen nombres de gente de verdad. Solo cargos: Operario 1, Supervisor de patio, y así.</w:t>
+      </w:r>
+    </w:p>
+    <w:p>
+      <w:r>
+        <w:t xml:space="preserve"/>
       </w:r>
     </w:p>
     <w:p>
@@ -39,12 +49,27 @@
         <w:rPr>
           <w:b/>
         </w:rPr>
-        <w:t xml:space="preserve">Cómo se hace hoy</w:t>
+        <w:t xml:space="preserve">Qué entregan (las dos veces: a mano y con IA)</w:t>
       </w:r>
     </w:p>
     <w:p>
       <w:r>
-        <w:t xml:space="preserve">Se copia una agenda vieja, se mezclan temas de desempeño y se improvisa la lista de nombres.</w:t>
+        <w:t xml:space="preserve">Word: la agenda de esos 40 minutos (bloques) y un mensaje de bienvenida de unas 80 palabras.</w:t>
+      </w:r>
+    </w:p>
+    <w:p>
+      <w:r>
+        <w:t xml:space="preserve">Excel: 8 filas de asistencia. Solo cargos. Nada de nombres, teléfonos ni cédulas.</w:t>
+      </w:r>
+    </w:p>
+    <w:p>
+      <w:r>
+        <w:t xml:space="preserve">PowerPoint: 4 diapositivas. Bienvenida, seguridad general, a quién preguntar, y el horario (si no lo saben, pongan: horario).</w:t>
+      </w:r>
+    </w:p>
+    <w:p>
+      <w:r>
+        <w:t xml:space="preserve"/>
       </w:r>
     </w:p>
     <w:p>
@@ -52,12 +77,17 @@
         <w:rPr>
           <w:b/>
         </w:rPr>
-        <w:t xml:space="preserve">Entrega (idéntica en Fase A y Fase B)</w:t>
+        <w:t xml:space="preserve">Esto no</w:t>
       </w:r>
     </w:p>
     <w:p>
       <w:r>
-        <w:t xml:space="preserve">Agenda con bloques + bienvenida de 80 palabras + 8 filas de asistencia (cargos) + 4 slides. Tabla de minutos. Mensaje. Excel: Operario 1, Supervisor de patio… Slides: bienvenida, seguridad, consulta, horario.</w:t>
+        <w:t xml:space="preserve">Nada de sueldo, expediente, salud ni evaluación. No inventen el reglamento. No pongan nombres que parezcan de la nómina.</w:t>
+      </w:r>
+    </w:p>
+    <w:p>
+      <w:r>
+        <w:t xml:space="preserve"/>
       </w:r>
     </w:p>
     <w:p>
@@ -65,12 +95,27 @@
         <w:rPr>
           <w:b/>
         </w:rPr>
-        <w:t xml:space="preserve">Restricciones</w:t>
+        <w:t xml:space="preserve">Cómo lo hacemos hoy</w:t>
       </w:r>
     </w:p>
     <w:p>
       <w:r>
-        <w:t xml:space="preserve">Prohibido sueldo, expediente, salud, evaluación o nombres reales. No inventes el reglamento interno.</w:t>
+        <w:t xml:space="preserve">1. Lean esta hoja juntos, dos minutos. Si no entendieron, pregunten ahora.</w:t>
+      </w:r>
+    </w:p>
+    <w:p>
+      <w:r>
+        <w:t xml:space="preserve">2. 40 minutos. Internet apagado. Sin ChatGPT, Claude ni el celular como chat. Solo Word, Excel y PowerPoint en blanco. Un celular puede ser reloj, nada más.</w:t>
+      </w:r>
+    </w:p>
+    <w:p>
+      <w:r>
+        <w:t xml:space="preserve">3. Luego el mismo trabajo CON IA. Anoten: minutos a mano, minutos con IA, y tres diferencias (qué salió más rápido, qué inventó la máquina, qué quedó más honesto a mano).</w:t>
+      </w:r>
+    </w:p>
+    <w:p>
+      <w:r>
+        <w:t xml:space="preserve"/>
       </w:r>
     </w:p>
     <w:p>
@@ -78,56 +123,22 @@
         <w:rPr>
           <w:b/>
         </w:rPr>
-        <w:t xml:space="preserve">Riesgos típicos</w:t>
+        <w:t xml:space="preserve">Después, cada uno</w:t>
       </w:r>
     </w:p>
     <w:p>
       <w:r>
-        <w:t xml:space="preserve">Que la IA «evalúe» o pida datos personales. Usar nombres que parezcan de la nómina.</w:t>
+        <w:t xml:space="preserve">Abran Proyecto final en el laboratorio, elijan este caso y llenen su ficha. La mesa ensayó. El proyecto es de cada persona. Tres a cinco minutos al frente.</w:t>
       </w:r>
     </w:p>
     <w:p>
       <w:r>
-        <w:rPr>
-          <w:b/>
-        </w:rPr>
-        <w:t xml:space="preserve">Quién controla</w:t>
+        <w:t xml:space="preserve"/>
       </w:r>
     </w:p>
     <w:p>
       <w:r>
-        <w:t xml:space="preserve">La IA ordena la agenda. RR. HH. autoriza el contenido y el horario real fuera del chat.</w:t>
-      </w:r>
-    </w:p>
-    <w:p>
-      <w:r>
-        <w:rPr>
-          <w:b/>
-        </w:rPr>
-        <w:t xml:space="preserve">Cómo se corre (las dos fases)</w:t>
-      </w:r>
-    </w:p>
-    <w:p>
-      <w:r>
-        <w:t xml:space="preserve">Fase A — 40 minutos. Reloj en la mesa. Cierren internet (modo avión o Wi-Fi apagado). Prohibido ChatGPT, Claude, Copilot, Gemini y el celular como chat. Solo Word, Excel y PowerPoint en blanco. Piensen ustedes. Inventen solo datos de práctica (Planta Central, Lote Norte, Cliente Alfa). Nada de CISA real.</w:t>
-      </w:r>
-    </w:p>
-    <w:p>
-      <w:r>
-        <w:t xml:space="preserve">Fase B — La misma entrega. Ahora sí pueden usar ChatGPT o Claude. Cronometren de nuevo. Anoten minutos A, minutos B y tres diferencias (velocidad, calidad, huecos, riesgos).</w:t>
-      </w:r>
-    </w:p>
-    <w:p>
-      <w:r>
-        <w:rPr>
-          <w:b/>
-        </w:rPr>
-        <w:t xml:space="preserve">Proyecto final (cada persona, no el grupo)</w:t>
-      </w:r>
-    </w:p>
-    <w:p>
-      <w:r>
-        <w:t xml:space="preserve">Después, cada integrante abre Proyecto final en el laboratorio, elige ESTE caso y completa los 7 pasos. La mesa ensayó; la ficha es individual. Presentación de 3 a 5 minutos.</w:t>
+        <w:t xml:space="preserve">Esto es de práctica. Planta Central, Lote Norte, Cliente Alfa. Nada de la empresa de verdad.</w:t>
       </w:r>
     </w:p>
   </w:body>

--- a/Caso-03-RRHH-Induccion-patio.docx
+++ b/Caso-03-RRHH-Induccion-patio.docx
@@ -18,7 +18,17 @@
     </w:p>
     <w:p>
       <w:r>
-        <w:t xml:space="preserve">Hoy ustedes arman la inducción. Piensen en la persona que llega el primer día, no en un reglamento que no tienen a la mano.</w:t>
+        <w:t xml:space="preserve">Esto es un ejercicio de MESA. No es el proyecto final. El proyecto de cada persona es otro Word, el de la carpeta proyectos.</w:t>
+      </w:r>
+    </w:p>
+    <w:p>
+      <w:r>
+        <w:t xml:space="preserve"/>
+      </w:r>
+    </w:p>
+    <w:p>
+      <w:r>
+        <w:t xml:space="preserve">Hoy ustedes arman la inducción. Piensen en la persona que llega el primer día.</w:t>
       </w:r>
     </w:p>
     <w:p>
@@ -36,7 +46,7 @@
     </w:p>
     <w:p>
       <w:r>
-        <w:t xml:space="preserve">Mañana empieza alguien en patio, en Planta Central. Les pidieron una inducción de 40 minutos. No les pasaron el reglamento interno. No usen nombres de gente de verdad. Solo cargos: Operario 1, Supervisor de patio, y así.</w:t>
+        <w:t xml:space="preserve">Mañana empieza alguien en patio, en Planta Central. Les pidieron 40 minutos de inducción. No les pasaron el reglamento. No usen nombres de gente de verdad. Solo cargos: Operario 1, Supervisor de patio.</w:t>
       </w:r>
     </w:p>
     <w:p>
@@ -49,22 +59,22 @@
         <w:rPr>
           <w:b/>
         </w:rPr>
-        <w:t xml:space="preserve">Qué entregan (las dos veces: a mano y con IA)</w:t>
+        <w:t xml:space="preserve">Qué hacen (dos veces: 40 min a mano, luego con IA)</w:t>
       </w:r>
     </w:p>
     <w:p>
       <w:r>
-        <w:t xml:space="preserve">Word: la agenda de esos 40 minutos (bloques) y un mensaje de bienvenida de unas 80 palabras.</w:t>
+        <w:t xml:space="preserve">Word: agenda de 40 minutos y un mensaje de bienvenida corto.</w:t>
       </w:r>
     </w:p>
     <w:p>
       <w:r>
-        <w:t xml:space="preserve">Excel: 8 filas de asistencia. Solo cargos. Nada de nombres, teléfonos ni cédulas.</w:t>
+        <w:t xml:space="preserve">Excel: 8 filas. Solo cargos. Sin nombres ni teléfonos.</w:t>
       </w:r>
     </w:p>
     <w:p>
       <w:r>
-        <w:t xml:space="preserve">PowerPoint: 4 diapositivas. Bienvenida, seguridad general, a quién preguntar, y el horario (si no lo saben, pongan: horario).</w:t>
+        <w:t xml:space="preserve">PowerPoint: 4 diapositivas.</w:t>
       </w:r>
     </w:p>
     <w:p>
@@ -82,7 +92,7 @@
     </w:p>
     <w:p>
       <w:r>
-        <w:t xml:space="preserve">Nada de sueldo, expediente, salud ni evaluación. No inventen el reglamento. No pongan nombres que parezcan de la nómina.</w:t>
+        <w:t xml:space="preserve">Nada de sueldo, expediente ni nombres reales.</w:t>
       </w:r>
     </w:p>
     <w:p>
@@ -95,22 +105,22 @@
         <w:rPr>
           <w:b/>
         </w:rPr>
-        <w:t xml:space="preserve">Cómo lo hacemos hoy</w:t>
+        <w:t xml:space="preserve">Cómo</w:t>
       </w:r>
     </w:p>
     <w:p>
       <w:r>
-        <w:t xml:space="preserve">1. Lean esta hoja juntos, dos minutos. Si no entendieron, pregunten ahora.</w:t>
+        <w:t xml:space="preserve">1. Lean esta hoja. Si no quedó claro, pregunten ahora.</w:t>
       </w:r>
     </w:p>
     <w:p>
       <w:r>
-        <w:t xml:space="preserve">2. 40 minutos. Internet apagado. Sin ChatGPT, Claude ni el celular como chat. Solo Word, Excel y PowerPoint en blanco. Un celular puede ser reloj, nada más.</w:t>
+        <w:t xml:space="preserve">2. 40 minutos. Internet apagado. Sin ChatGPT ni Claude. Solo Word, Excel y PowerPoint en blanco.</w:t>
       </w:r>
     </w:p>
     <w:p>
       <w:r>
-        <w:t xml:space="preserve">3. Luego el mismo trabajo CON IA. Anoten: minutos a mano, minutos con IA, y tres diferencias (qué salió más rápido, qué inventó la máquina, qué quedó más honesto a mano).</w:t>
+        <w:t xml:space="preserve">3. Luego lo mismo CON IA. Anoten minutos a mano, minutos con IA y tres diferencias.</w:t>
       </w:r>
     </w:p>
     <w:p>
@@ -120,25 +130,7 @@
     </w:p>
     <w:p>
       <w:r>
-        <w:rPr>
-          <w:b/>
-        </w:rPr>
-        <w:t xml:space="preserve">Después, cada uno</w:t>
-      </w:r>
-    </w:p>
-    <w:p>
-      <w:r>
-        <w:t xml:space="preserve">Abran Proyecto final en el laboratorio, elijan este caso y llenen su ficha. La mesa ensayó. El proyecto es de cada persona. Tres a cinco minutos al frente.</w:t>
-      </w:r>
-    </w:p>
-    <w:p>
-      <w:r>
-        <w:t xml:space="preserve"/>
-      </w:r>
-    </w:p>
-    <w:p>
-      <w:r>
-        <w:t xml:space="preserve">Esto es de práctica. Planta Central, Lote Norte, Cliente Alfa. Nada de la empresa de verdad.</w:t>
+        <w:t xml:space="preserve">Datos de práctica: Planta Central, Lote Norte, Cliente Alfa. Nada de la empresa de verdad.</w:t>
       </w:r>
     </w:p>
   </w:body>
